--- a/public/horus-procedures/FSP-12_التتبع_والاستدعاء_Traceability_and_Recall_Procedur.docx
+++ b/public/horus-procedures/FSP-12_التتبع_والاستدعاء_Traceability_and_Recall_Procedur.docx
@@ -9,22 +9,22 @@
         </w:pict>
       </w:r>
     </w:p>
-    <w:bookmarkStart w:id="10" w:name="شركة-حورس-لإنتاج-وتعبئة-المياه-الطبيعية"/>
+    <w:bookmarkStart w:id="10" w:name="شركة-لإنتاج-وتعبئة-المياه-الطبيعية"/>
     <w:p>
       <w:pPr>
         <w:pStyle w:val="Heading1"/>
       </w:pPr>
       <w:r>
-        <w:t xml:space="preserve">شركة حورس لإنتاج وتعبئة المياه الطبيعية</w:t>
-      </w:r>
-    </w:p>
-    <w:bookmarkStart w:id="9" w:name="horus-natural-water-co."/>
+        <w:t xml:space="preserve">شركة لإنتاج وتعبئة المياه الطبيعية</w:t>
+      </w:r>
+    </w:p>
+    <w:bookmarkStart w:id="9" w:name="company-co."/>
     <w:p>
       <w:pPr>
         <w:pStyle w:val="Heading2"/>
       </w:pPr>
       <w:r>
-        <w:t xml:space="preserve">Horus Natural Water Co.</w:t>
+        <w:t xml:space="preserve">Company Co.</w:t>
       </w:r>
     </w:p>
     <w:p>
@@ -314,7 +314,7 @@
         <w:pStyle w:val="FirstParagraph"/>
       </w:pPr>
       <w:r>
-        <w:t xml:space="preserve">يهدف هذا الإجراء إلى إنشاء وتطبيق وصيانة نظام فعال للتتبع يسمح بتحديد المسار الكامل للمنتجات (من المواد الخام حتى الاستهلاك النهائي) لمنتجات شركة حورس لتعبئة المياه الطبيعية، وكذلك تحديد وتوثيق وإدارة أي منتجات غير مطابقة للمعايير أو قد تشكل خطراً على سلامة الغذاء تستدعي سحبها أو استدعائها من السوق، بهدف حماية المستهلكين وسمعة الشركة والامتثال للمتطلبات التشريعية والتنظيمية.</w:t>
+        <w:t xml:space="preserve">يهدف هذا الإجراء إلى إنشاء وتطبيق وصيانة نظام فعال للتتبع يسمح بتحديد المسار الكامل للمنتجات (من المواد الخام حتى الاستهلاك النهائي) لمنتجات شركة لتعبئة المياه الطبيعية، وكذلك تحديد وتوثيق وإدارة أي منتجات غير مطابقة للمعايير أو قد تشكل خطراً على سلامة الغذاء تستدعي سحبها أو استدعائها من السوق، بهدف حماية المستهلكين وسمعة الشركة والامتثال للمتطلبات التشريعية والتنظيمية.</w:t>
       </w:r>
     </w:p>
     <w:bookmarkEnd w:id="12"/>
@@ -332,7 +332,7 @@
         <w:pStyle w:val="FirstParagraph"/>
       </w:pPr>
       <w:r>
-        <w:t xml:space="preserve">ينطبق هذا الإجراء على جميع الأنشطة المتعلقة بتعبئة المياه الطبيعية والمعدنية داخل شركة حورس، بدءاً من استلام وتخزين المواد الخام، مروراً بجميع مراحل الإنتاج والمعالجة والتعبئة والتخزين، وانتهاءً بتوزيع وتسليم المنتج النهائي، وكذلك على جميع الإجراءات المتعلقة بعمليات السحب والاستدعاء للمنتجات النهائية من سلسلة التوريد.</w:t>
+        <w:t xml:space="preserve">ينطبق هذا الإجراء على جميع الأنشطة المتعلقة بتعبئة المياه الطبيعية والمعدنية داخل شركة ، بدءاً من استلام وتخزين المواد الخام، مروراً بجميع مراحل الإنتاج والمعالجة والتعبئة والتخزين، وانتهاءً بتوزيع وتسليم المنتج النهائي، وكذلك على جميع الإجراءات المتعلقة بعمليات السحب والاستدعاء للمنتجات النهائية من سلسلة التوريد.</w:t>
       </w:r>
     </w:p>
     <w:bookmarkEnd w:id="13"/>

--- a/public/horus-procedures/FSP-12_التتبع_والاستدعاء_Traceability_and_Recall_Procedur.docx
+++ b/public/horus-procedures/FSP-12_التتبع_والاستدعاء_Traceability_and_Recall_Procedur.docx
@@ -9,13 +9,13 @@
         </w:pict>
       </w:r>
     </w:p>
-    <w:bookmarkStart w:id="10" w:name="شركة-لإنتاج-وتعبئة-المياه-الطبيعية"/>
+    <w:bookmarkStart w:id="10" w:name="X03cef4314b8aa390e318dc4a1235d0ccb9e0c3a"/>
     <w:p>
       <w:pPr>
         <w:pStyle w:val="Heading1"/>
       </w:pPr>
       <w:r>
-        <w:t xml:space="preserve">شركة لإنتاج وتعبئة المياه الطبيعية</w:t>
+        <w:t xml:space="preserve">شركة الأزواك لإنتاج وتعبئة المياه الطبيعية</w:t>
       </w:r>
     </w:p>
     <w:bookmarkStart w:id="9" w:name="company-co."/>
